--- a/L51_P1_Student_Packet.docx
+++ b/L51_P1_Student_Packet.docx
@@ -456,7 +456,7 @@
         <w:t>What is the value of each expression? Round to the nearest hundredth if necessary.</w:t>
         <w:br/>
         <w:br/>
-        <w:t>a. -(16^{(3)/(4)}) b. \sqrt[5]{3.5^4}</w:t>
+        <w:t>a. -(16^((3)/(4))) b. ⁵√(3.5⁴)</w:t>
       </w:r>
     </w:p>
     <w:p>
@@ -508,7 +508,7 @@
         <w:t>Rewrite each expression using a fractional exponent.</w:t>
         <w:br/>
         <w:br/>
-        <w:t>\sqrt[6]{729}</w:t>
+        <w:t>⁶√(729)</w:t>
       </w:r>
     </w:p>
     <w:p>
@@ -534,7 +534,7 @@
         <w:t>Simplify each expression. Assume all variables are positive.</w:t>
         <w:br/>
         <w:br/>
-        <w:t>\sqrt[6]{729a^{24}b^{18}}</w:t>
+        <w:t>⁶√(729a²⁴b¹⁸)</w:t>
       </w:r>
     </w:p>
     <w:p>
@@ -557,7 +557,7 @@
         <w:rPr>
           <w:sz w:val="22"/>
         </w:rPr>
-        <w:t>Determine if each expression is another way to write b^{\frac34}. Select Yes or No.</w:t>
+        <w:t>Determine if each expression is another way to write b^(3/4). Select Yes or No.</w:t>
         <w:br/>
         <w:br/>
         <w:t>TABLE:</w:t>
@@ -568,15 +568,15 @@
         <w:br/>
         <w:t>\midrule</w:t>
         <w:br/>
-        <w:t xml:space="preserve">a. \sqrt[4]{b^3} | \square | \square </w:t>
+        <w:t xml:space="preserve">a. ⁴√(b³) | \square | \square </w:t>
         <w:br/>
-        <w:t xml:space="preserve">b. (b^3)^{\frac14} | \square | \square </w:t>
+        <w:t xml:space="preserve">b. (b³)^(1/4) | \square | \square </w:t>
         <w:br/>
-        <w:t xml:space="preserve">c. b^{\frac43} | \square | \square </w:t>
+        <w:t xml:space="preserve">c. b^(4/3) | \square | \square </w:t>
         <w:br/>
-        <w:t xml:space="preserve">d. \sqrt[3]{b^4} | \square | \square </w:t>
+        <w:t xml:space="preserve">d. ³√(b⁴) | \square | \square </w:t>
         <w:br/>
-        <w:t xml:space="preserve">e. \dfrac{b^3}{b^4} | \square | \square </w:t>
+        <w:t xml:space="preserve">e. (b³)/(b⁴) | \square | \square </w:t>
         <w:br/>
         <w:t>\bottomrule</w:t>
         <w:br/>
@@ -606,7 +606,7 @@
         <w:t>Performance Task A milk processing company uses cylindrical-shaped containers. The height of the container is equal to the diameter of the base.</w:t>
         <w:br/>
         <w:br/>
-        <w:t>[IMAGE: Milk processing machine with an orange cylindrical container; label reads "volume 169.65 ft^3."]</w:t>
+        <w:t>[IMAGE: Milk processing machine with an orange cylindrical container; label reads "volume 169.65 ft³."]</w:t>
         <w:br/>
         <w:br/>
         <w:t>Part A How much material is needed to make the lateral surface area of the shipping container?</w:t>
@@ -860,22 +860,22 @@
         <w:rPr>
           <w:sz w:val="22"/>
         </w:rPr>
-        <w:t>SAT/ACT Which of the following is equivalent to \sqrt[6]{4,096x^{18}y^{30}}, where x&gt;0 and y&gt;0?</w:t>
+        <w:t>SAT/ACT Which of the following is equivalent to ⁶√(4,096x¹⁸y³⁰), where x&gt;0 and y&gt;0?</w:t>
         <w:br/>
         <w:br/>
-        <w:t>A. 682.7x^{15}y^{24}</w:t>
+        <w:t>A. 682.7x¹⁵y²⁴</w:t>
         <w:br/>
         <w:br/>
-        <w:t>B. 4x^{1.6}y^{1.8}</w:t>
+        <w:t>B. 4x^(1.6)y^(1.8)</w:t>
         <w:br/>
         <w:br/>
-        <w:t>C. 4,096x^3y^5</w:t>
+        <w:t>C. 4,096x³y⁵</w:t>
         <w:br/>
         <w:br/>
-        <w:t>D. 4x^3y^5</w:t>
+        <w:t>D. 4x³y⁵</w:t>
         <w:br/>
         <w:br/>
-        <w:t>E. 682.7x^3y^5</w:t>
+        <w:t>E. 682.7x³y⁵</w:t>
       </w:r>
     </w:p>
     <w:p>
